--- a/tests/fixtures/uploads/complex/comments.docx
+++ b/tests/fixtures/uploads/complex/comments.docx
@@ -5,16 +5,11 @@
     <w:p>
       <w:commentRangeStart w:id="0"/>
       <w:r>
-        <w:t>Text with comment.</w:t>
+        <w:t>This text has a comment</w:t>
       </w:r>
+      <w:commentRangeEnd w:id="0"/>
       <w:r>
         <w:commentReference w:id="0"/>
-      </w:r>
-      <w:commentRangeEnd w:id="0"/>
-    </w:p>
-    <w:p>
-      <w:r>
-        <w:t>Normal text.</w:t>
       </w:r>
     </w:p>
   </w:body>
